--- a/hin/docx/06.content.docx
+++ b/hin/docx/06.content.docx
@@ -19,7 +19,7 @@
         <w:rPr>
           <w:lang w:val="hi_IN" w:bidi="hi_IN"/>
         </w:rPr>
-        <w:t>Resource: अध्ययन नोट्स - पुस्तक परिचय (टिंडेल)</w:t>
+        <w:t>Resource: Tyndale Open Study Notes</w:t>
       </w:r>
       <w:r>
         <w:rPr>
@@ -112,7 +112,7 @@
         <w:rPr>
           <w:lang w:val="hi_IN" w:bidi="hi_IN"/>
         </w:rPr>
-        <w:t>अध्ययन नोट्स - पुस्तक परिचय (टिंडेल)</w:t>
+        <w:t>Tyndale Open Study Notes</w:t>
       </w:r>
     </w:p>
     <w:p>

--- a/hin/docx/06.content.docx
+++ b/hin/docx/06.content.docx
@@ -19,7 +19,7 @@
         <w:rPr>
           <w:lang w:val="hi_IN" w:bidi="hi_IN"/>
         </w:rPr>
-        <w:t>Resource: Tyndale Open Study Notes</w:t>
+        <w:t>Resource: Aquifer Open Study Notes (Book Intros)</w:t>
       </w:r>
       <w:r>
         <w:rPr>
@@ -112,7 +112,7 @@
         <w:rPr>
           <w:lang w:val="hi_IN" w:bidi="hi_IN"/>
         </w:rPr>
-        <w:t>Tyndale Open Study Notes</w:t>
+        <w:t>Aquifer Open Study Notes (Book Intros)</w:t>
       </w:r>
     </w:p>
     <w:p>

--- a/hin/docx/06.content.docx
+++ b/hin/docx/06.content.docx
@@ -311,72 +311,48 @@
         </w:rPr>
         <w:t xml:space="preserve">यहोशू की आधी पुस्तक (अध्याय </w:t>
       </w:r>
-      <w:hyperlink r:id="rId13">
-        <w:r>
-          <w:rPr>
-            <w:lang w:val="hi_IN" w:bidi="hi_IN"/>
-          </w:rPr>
-          <w:rPr>
-            <w:color w:val="0000EE"/>
-            <w:u w:val="single"/>
-          </w:rPr>
-          <w:t>1–12</w:t>
-        </w:r>
-      </w:hyperlink>
+      <w:r>
+        <w:rPr>
+          <w:lang w:val="hi_IN" w:bidi="hi_IN"/>
+        </w:rPr>
+        <w:t>1–12</w:t>
+      </w:r>
       <w:r>
         <w:rPr>
           <w:lang w:val="hi_IN" w:bidi="hi_IN"/>
         </w:rPr>
         <w:t xml:space="preserve">) बाइबल की सबसे नाटकीय कथाओं में से एक है। इस्राएल को यरदन पार करने के लिए तैयार करने के दौरान, यहोशू ने दो युवा लोगों को यरीहो का भेद लेने के लिए भेजा, जो एक नगर था जिसे इस्राएल को पहाड़ी क्षेत्र में प्रवेश करने के लिए जीतना आवश्यक था। इन युवकों की सहायता राहाब नामक एक स्त्री ने की, और बदले में उन्होंने उसे और उसके परिवार को बचाने का वचन दिया (अध्याय </w:t>
       </w:r>
-      <w:hyperlink r:id="rId14">
-        <w:r>
-          <w:rPr>
-            <w:lang w:val="hi_IN" w:bidi="hi_IN"/>
-          </w:rPr>
-          <w:rPr>
-            <w:color w:val="0000EE"/>
-            <w:u w:val="single"/>
-          </w:rPr>
-          <w:t>2</w:t>
-        </w:r>
-      </w:hyperlink>
+      <w:r>
+        <w:rPr>
+          <w:lang w:val="hi_IN" w:bidi="hi_IN"/>
+        </w:rPr>
+        <w:t>2</w:t>
+      </w:r>
       <w:r>
         <w:rPr>
           <w:lang w:val="hi_IN" w:bidi="hi_IN"/>
         </w:rPr>
         <w:t xml:space="preserve">)। इस्राएलियों ने यरदन को पार किया, जिसका प्रवाह चमत्कारिक रूप से रोक दिया गया था (अध्याय </w:t>
       </w:r>
-      <w:hyperlink r:id="rId15">
-        <w:r>
-          <w:rPr>
-            <w:lang w:val="hi_IN" w:bidi="hi_IN"/>
-          </w:rPr>
-          <w:rPr>
-            <w:color w:val="0000EE"/>
-            <w:u w:val="single"/>
-          </w:rPr>
-          <w:t>3</w:t>
-        </w:r>
-      </w:hyperlink>
+      <w:r>
+        <w:rPr>
+          <w:lang w:val="hi_IN" w:bidi="hi_IN"/>
+        </w:rPr>
+        <w:t>3</w:t>
+      </w:r>
       <w:r>
         <w:rPr>
           <w:lang w:val="hi_IN" w:bidi="hi_IN"/>
         </w:rPr>
         <w:t xml:space="preserve">)। फिर, परमेश्वर ने यरीहो के नगर की दीवारें गिराकर इस्राएल को वह नगर दे दिया (अध्याय </w:t>
       </w:r>
-      <w:hyperlink r:id="rId16">
-        <w:r>
-          <w:rPr>
-            <w:lang w:val="hi_IN" w:bidi="hi_IN"/>
-          </w:rPr>
-          <w:rPr>
-            <w:color w:val="0000EE"/>
-            <w:u w:val="single"/>
-          </w:rPr>
-          <w:t>6</w:t>
-        </w:r>
-      </w:hyperlink>
+      <w:r>
+        <w:rPr>
+          <w:lang w:val="hi_IN" w:bidi="hi_IN"/>
+        </w:rPr>
+        <w:t>6</w:t>
+      </w:r>
       <w:r>
         <w:rPr>
           <w:lang w:val="hi_IN" w:bidi="hi_IN"/>
@@ -397,54 +373,36 @@
         </w:rPr>
         <w:t xml:space="preserve">यरीहो पर कब्ज़ा करने से पहाड़ी इलाकों में पश्चिम की ओर जाने वाले रास्ते खुल गए। परन्तु आकान नाम के एक व्यक्ति ने परमेश्वर की आज्ञाओं का उल्लंघन किया, जिससे यहोवा अप्रसन्न हुए, और इस्राएल को एक असफलता का सामना करना पड़ा, जब तक कि आकान का पाप उजागर नहीं हुआ और उसका न्याय नहीं किया गया (अध्याय </w:t>
       </w:r>
-      <w:hyperlink r:id="rId17">
-        <w:r>
-          <w:rPr>
-            <w:lang w:val="hi_IN" w:bidi="hi_IN"/>
-          </w:rPr>
-          <w:rPr>
-            <w:color w:val="0000EE"/>
-            <w:u w:val="single"/>
-          </w:rPr>
-          <w:t>7</w:t>
-        </w:r>
-      </w:hyperlink>
+      <w:r>
+        <w:rPr>
+          <w:lang w:val="hi_IN" w:bidi="hi_IN"/>
+        </w:rPr>
+        <w:t>7</w:t>
+      </w:r>
       <w:r>
         <w:rPr>
           <w:lang w:val="hi_IN" w:bidi="hi_IN"/>
         </w:rPr>
         <w:t xml:space="preserve">)। इसके बाद, परमेश्वर ने यहोशू को दक्षिणी कनानी नगर-राज्यों के शीघ्रता से एकत्रित गठबन्धन पर बड़ी विजय दी; यहाँ तक कि परमेश्वर ने यहोशू के निवेदन पर सूर्य और चंद्रमा को तब तक स्थिर रहने दिया जब तक कि विजय पूरी नहीं हो गई (अध्याय </w:t>
       </w:r>
-      <w:hyperlink r:id="rId18">
-        <w:r>
-          <w:rPr>
-            <w:lang w:val="hi_IN" w:bidi="hi_IN"/>
-          </w:rPr>
-          <w:rPr>
-            <w:color w:val="0000EE"/>
-            <w:u w:val="single"/>
-          </w:rPr>
-          <w:t>10</w:t>
-        </w:r>
-      </w:hyperlink>
+      <w:r>
+        <w:rPr>
+          <w:lang w:val="hi_IN" w:bidi="hi_IN"/>
+        </w:rPr>
+        <w:t>10</w:t>
+      </w:r>
       <w:r>
         <w:rPr>
           <w:lang w:val="hi_IN" w:bidi="hi_IN"/>
         </w:rPr>
         <w:t xml:space="preserve">)। यहोशू फिर उत्तर की ओर मुड़े, जहाँ उन्होंने नगर-राज्यों के उत्तरी गठबन्धन पर भी एक समान निर्णायक विजय प्राप्त की (अध्याय </w:t>
       </w:r>
-      <w:hyperlink r:id="rId19">
-        <w:r>
-          <w:rPr>
-            <w:lang w:val="hi_IN" w:bidi="hi_IN"/>
-          </w:rPr>
-          <w:rPr>
-            <w:color w:val="0000EE"/>
-            <w:u w:val="single"/>
-          </w:rPr>
-          <w:t>11</w:t>
-        </w:r>
-      </w:hyperlink>
+      <w:r>
+        <w:rPr>
+          <w:lang w:val="hi_IN" w:bidi="hi_IN"/>
+        </w:rPr>
+        <w:t>11</w:t>
+      </w:r>
       <w:r>
         <w:rPr>
           <w:lang w:val="hi_IN" w:bidi="hi_IN"/>
@@ -465,162 +423,108 @@
         </w:rPr>
         <w:t xml:space="preserve">यहोशू के दूसरे भाग (अध्याय </w:t>
       </w:r>
-      <w:hyperlink r:id="rId20">
-        <w:r>
-          <w:rPr>
-            <w:lang w:val="hi_IN" w:bidi="hi_IN"/>
-          </w:rPr>
-          <w:rPr>
-            <w:color w:val="0000EE"/>
-            <w:u w:val="single"/>
-          </w:rPr>
-          <w:t>13–24</w:t>
-        </w:r>
-      </w:hyperlink>
+      <w:r>
+        <w:rPr>
+          <w:lang w:val="hi_IN" w:bidi="hi_IN"/>
+        </w:rPr>
+        <w:t>13–24</w:t>
+      </w:r>
       <w:r>
         <w:rPr>
           <w:lang w:val="hi_IN" w:bidi="hi_IN"/>
         </w:rPr>
         <w:t xml:space="preserve">) में इस्राएल की भूमि के बंटवारे का विस्तृत विवरण शामिल है, जिसमें यहूदा, बिन्यामीन, और यूसुफ को दी गई भूमि का वर्णन है (अध्याय </w:t>
       </w:r>
-      <w:hyperlink r:id="rId21">
-        <w:r>
-          <w:rPr>
-            <w:lang w:val="hi_IN" w:bidi="hi_IN"/>
-          </w:rPr>
-          <w:rPr>
-            <w:color w:val="0000EE"/>
-            <w:u w:val="single"/>
-          </w:rPr>
-          <w:t>15–19</w:t>
-        </w:r>
-      </w:hyperlink>
+      <w:r>
+        <w:rPr>
+          <w:lang w:val="hi_IN" w:bidi="hi_IN"/>
+        </w:rPr>
+        <w:t>15–19</w:t>
+      </w:r>
       <w:r>
         <w:rPr>
           <w:lang w:val="hi_IN" w:bidi="hi_IN"/>
         </w:rPr>
         <w:t xml:space="preserve">); ये गोत्र इस्राएल के केन्द्रीय गोत्र बन गए। कालेब और यहोशू की विरासतें इस क्षेत्रीय बंटवारे के खण्ड की शुरुआत और अन्त करती हैं (अध्याय </w:t>
       </w:r>
-      <w:hyperlink r:id="rId22">
-        <w:r>
-          <w:rPr>
-            <w:lang w:val="hi_IN" w:bidi="hi_IN"/>
-          </w:rPr>
-          <w:rPr>
-            <w:color w:val="0000EE"/>
-            <w:u w:val="single"/>
-          </w:rPr>
-          <w:t>15</w:t>
-        </w:r>
-      </w:hyperlink>
+      <w:r>
+        <w:rPr>
+          <w:lang w:val="hi_IN" w:bidi="hi_IN"/>
+        </w:rPr>
+        <w:t>15</w:t>
+      </w:r>
       <w:r>
         <w:rPr>
           <w:lang w:val="hi_IN" w:bidi="hi_IN"/>
         </w:rPr>
         <w:t xml:space="preserve"> और </w:t>
       </w:r>
-      <w:hyperlink r:id="rId23">
-        <w:r>
-          <w:rPr>
-            <w:lang w:val="hi_IN" w:bidi="hi_IN"/>
-          </w:rPr>
-          <w:rPr>
-            <w:color w:val="0000EE"/>
-            <w:u w:val="single"/>
-          </w:rPr>
-          <w:t>19</w:t>
-        </w:r>
-      </w:hyperlink>
+      <w:r>
+        <w:rPr>
+          <w:lang w:val="hi_IN" w:bidi="hi_IN"/>
+        </w:rPr>
+        <w:t>19</w:t>
+      </w:r>
       <w:r>
         <w:rPr>
           <w:lang w:val="hi_IN" w:bidi="hi_IN"/>
         </w:rPr>
         <w:t xml:space="preserve">)। छः शरण नगरों का निर्धारण (अध्याय </w:t>
       </w:r>
-      <w:hyperlink r:id="rId24">
-        <w:r>
-          <w:rPr>
-            <w:lang w:val="hi_IN" w:bidi="hi_IN"/>
-          </w:rPr>
-          <w:rPr>
-            <w:color w:val="0000EE"/>
-            <w:u w:val="single"/>
-          </w:rPr>
-          <w:t>20</w:t>
-        </w:r>
-      </w:hyperlink>
+      <w:r>
+        <w:rPr>
+          <w:lang w:val="hi_IN" w:bidi="hi_IN"/>
+        </w:rPr>
+        <w:t>20</w:t>
+      </w:r>
       <w:r>
         <w:rPr>
           <w:lang w:val="hi_IN" w:bidi="hi_IN"/>
         </w:rPr>
         <w:t xml:space="preserve">) और प्रत्येक गोत्रीय क्षेत्र में लेवियों के लिए नगरों का आवंटन (अध्याय </w:t>
       </w:r>
-      <w:hyperlink r:id="rId25">
-        <w:r>
-          <w:rPr>
-            <w:lang w:val="hi_IN" w:bidi="hi_IN"/>
-          </w:rPr>
-          <w:rPr>
-            <w:color w:val="0000EE"/>
-            <w:u w:val="single"/>
-          </w:rPr>
-          <w:t>21</w:t>
-        </w:r>
-      </w:hyperlink>
+      <w:r>
+        <w:rPr>
+          <w:lang w:val="hi_IN" w:bidi="hi_IN"/>
+        </w:rPr>
+        <w:t>21</w:t>
+      </w:r>
       <w:r>
         <w:rPr>
           <w:lang w:val="hi_IN" w:bidi="hi_IN"/>
         </w:rPr>
         <w:t xml:space="preserve">) भूमि के विभाजन की प्रक्रिया को पूरा करता है। यर्दन नदी के पूर्वी किनारे पर भूमि प्राप्त करने वाले 2½ गोत्रों को अपने घर लौटने की अनुमति दी गई, परन्तु उन्हें पश्चिमी गोत्रों के साथ एक स्मारक निर्माण को लेकर उत्पन्न गलतफहमी को दूर करना पड़ा (अध्याय </w:t>
       </w:r>
-      <w:hyperlink r:id="rId26">
-        <w:r>
-          <w:rPr>
-            <w:lang w:val="hi_IN" w:bidi="hi_IN"/>
-          </w:rPr>
-          <w:rPr>
-            <w:color w:val="0000EE"/>
-            <w:u w:val="single"/>
-          </w:rPr>
-          <w:t>22</w:t>
-        </w:r>
-      </w:hyperlink>
+      <w:r>
+        <w:rPr>
+          <w:lang w:val="hi_IN" w:bidi="hi_IN"/>
+        </w:rPr>
+        <w:t>22</w:t>
+      </w:r>
       <w:r>
         <w:rPr>
           <w:lang w:val="hi_IN" w:bidi="hi_IN"/>
         </w:rPr>
         <w:t xml:space="preserve">)। पुस्तक यहोशू के विदाई भाषण (अध्याय </w:t>
       </w:r>
-      <w:hyperlink r:id="rId27">
-        <w:r>
-          <w:rPr>
-            <w:lang w:val="hi_IN" w:bidi="hi_IN"/>
-          </w:rPr>
-          <w:rPr>
-            <w:color w:val="0000EE"/>
-            <w:u w:val="single"/>
-          </w:rPr>
-          <w:t>23</w:t>
-        </w:r>
-      </w:hyperlink>
+      <w:r>
+        <w:rPr>
+          <w:lang w:val="hi_IN" w:bidi="hi_IN"/>
+        </w:rPr>
+        <w:t>23</w:t>
+      </w:r>
       <w:r>
         <w:rPr>
           <w:lang w:val="hi_IN" w:bidi="hi_IN"/>
         </w:rPr>
         <w:t xml:space="preserve">), इस्राएलियों की परमेश्वर के साथ अपनी वाचा को नवीनीकृत करने की सभा, और तीन प्रमुख अन्तिम संस्कारों (अध्याय </w:t>
       </w:r>
-      <w:hyperlink r:id="rId28">
-        <w:r>
-          <w:rPr>
-            <w:lang w:val="hi_IN" w:bidi="hi_IN"/>
-          </w:rPr>
-          <w:rPr>
-            <w:color w:val="0000EE"/>
-            <w:u w:val="single"/>
-          </w:rPr>
-          <w:t>24</w:t>
-        </w:r>
-      </w:hyperlink>
+      <w:r>
+        <w:rPr>
+          <w:lang w:val="hi_IN" w:bidi="hi_IN"/>
+        </w:rPr>
+        <w:t>24</w:t>
+      </w:r>
       <w:r>
         <w:rPr>
           <w:lang w:val="hi_IN" w:bidi="hi_IN"/>
@@ -732,18 +636,12 @@
         </w:rPr>
         <w:t xml:space="preserve">इस प्रकार, यहोशू की पुस्तक केवल इस्राएल के कनान में प्रवेश की संक्षिप्त रूपरेखा प्रस्तुत करती है। यह पुस्तक न तो यह कहती है और न ही संकेत देती है कि इस्राएल ने सभी कनानियों और उनके नगरों को नष्ट कर दिया। कई कनानी वहीं बने रहे, जैसा कि अगली पुस्तक, न्यायियों की पुस्तक, भी स्पष्ट करती है। न्यायियों में दर्ज इस्राएल का बहु-पीढ़ी इतिहास दिखाता है कि इस्राएल धीरे-धीरे शक्तिशाली हुआ और कनानियों को जीत लिया। राजा दाऊद के समय तक, भूमि के अधिकांश लोग स्वयं को इस्राएली मानने लगे थे, यद्यपि कुछ विशिष्ट समूह अब भी बने हुए थे (उदाहरण के लिए, </w:t>
       </w:r>
-      <w:hyperlink r:id="rId29">
-        <w:r>
-          <w:rPr>
-            <w:lang w:val="hi_IN" w:bidi="hi_IN"/>
-          </w:rPr>
-          <w:rPr>
-            <w:color w:val="0000EE"/>
-            <w:u w:val="single"/>
-          </w:rPr>
-          <w:t>2 शमू 5:6–8</w:t>
-        </w:r>
-      </w:hyperlink>
+      <w:r>
+        <w:rPr>
+          <w:lang w:val="hi_IN" w:bidi="hi_IN"/>
+        </w:rPr>
+        <w:t>2 शमू 5:6–8</w:t>
+      </w:r>
       <w:r>
         <w:rPr>
           <w:lang w:val="hi_IN" w:bidi="hi_IN"/>
